--- a/TRD_AI_Native_Compliance_Automation_Refactored.docx
+++ b/TRD_AI_Native_Compliance_Automation_Refactored.docx
@@ -54,7 +54,7 @@
           <w:sz w:val="24"/>
           <w:sz-cs w:val="24"/>
         </w:rPr>
-        <w:t xml:space="preserve">**Primary implementation:** Telegram MVP without MongoDB  </w:t>
+        <w:t xml:space="preserve">**Primary implementation:** Google Cloud Agent Builder / Gemini Enterprise Agent Platform Telegram MVP without MongoDB</w:t>
       </w:r>
     </w:p>
     <w:p>
@@ -109,7 +109,117 @@
           <w:sz w:val="24"/>
           <w:sz-cs w:val="24"/>
         </w:rPr>
-        <w:t xml:space="preserve">The system uses one isolated OpenClaw runtime with two dedicated agents. The PatchPilot Runtime MR Agent is user-facing through Telegram and creates GitLab Merge Requests. The Policy Context Agent is internal/background and maintains Elastic policy context. Antigravity CLI is the coding worker invoked only by the Runtime MR Agent. Elastic is the platform-policy context layer, and GitLab is the source-code and Merge Request system. The hackathon MVP avoids MongoDB by receiving repo URLs directly through Telegram and processing them as runtime input. The ideal mode adds MongoDB to persist repository lists by user account.</w:t>
+        <w:t xml:space="preserve">The system uses Google Cloud Agent Builder / Gemini Enterprise Agent Platform</w:t>
+      </w:r>
+    </w:p>
+    <w:p>
+      <w:pPr/>
+      <w:r>
+        <w:rPr>
+          <w:rFonts w:ascii="Helvetica Light" w:hAnsi="Helvetica Light" w:cs="Helvetica Light"/>
+          <w:sz w:val="24"/>
+          <w:sz-cs w:val="24"/>
+        </w:rPr>
+        <w:t xml:space="preserve">as the primary hackathon agent platform, with Cloud Run as the custom tool</w:t>
+      </w:r>
+    </w:p>
+    <w:p>
+      <w:pPr/>
+      <w:r>
+        <w:rPr>
+          <w:rFonts w:ascii="Helvetica Light" w:hAnsi="Helvetica Light" w:cs="Helvetica Light"/>
+          <w:sz w:val="24"/>
+          <w:sz-cs w:val="24"/>
+        </w:rPr>
+        <w:t xml:space="preserve">backend and Secret Manager for credentials. The PatchPilot Runtime MR Agent is</w:t>
+      </w:r>
+    </w:p>
+    <w:p>
+      <w:pPr/>
+      <w:r>
+        <w:rPr>
+          <w:rFonts w:ascii="Helvetica Light" w:hAnsi="Helvetica Light" w:cs="Helvetica Light"/>
+          <w:sz w:val="24"/>
+          <w:sz-cs w:val="24"/>
+        </w:rPr>
+        <w:t xml:space="preserve">user-facing through Telegram and creates GitLab Merge Requests. The Policy</w:t>
+      </w:r>
+    </w:p>
+    <w:p>
+      <w:pPr/>
+      <w:r>
+        <w:rPr>
+          <w:rFonts w:ascii="Helvetica Light" w:hAnsi="Helvetica Light" w:cs="Helvetica Light"/>
+          <w:sz w:val="24"/>
+          <w:sz-cs w:val="24"/>
+        </w:rPr>
+        <w:t xml:space="preserve">Context Agent is internal/background and maintains Elastic policy context.</w:t>
+      </w:r>
+    </w:p>
+    <w:p>
+      <w:pPr/>
+      <w:r>
+        <w:rPr>
+          <w:rFonts w:ascii="Helvetica Light" w:hAnsi="Helvetica Light" w:cs="Helvetica Light"/>
+          <w:sz w:val="24"/>
+          <w:sz-cs w:val="24"/>
+        </w:rPr>
+        <w:t xml:space="preserve">Antigravity CLI is the coding worker invoked only by the Runtime MR Agent</w:t>
+      </w:r>
+    </w:p>
+    <w:p>
+      <w:pPr/>
+      <w:r>
+        <w:rPr>
+          <w:rFonts w:ascii="Helvetica Light" w:hAnsi="Helvetica Light" w:cs="Helvetica Light"/>
+          <w:sz w:val="24"/>
+          <w:sz-cs w:val="24"/>
+        </w:rPr>
+        <w:t xml:space="preserve">through the Cloud Run backend. Elastic is the platform-policy context layer, and</w:t>
+      </w:r>
+    </w:p>
+    <w:p>
+      <w:pPr/>
+      <w:r>
+        <w:rPr>
+          <w:rFonts w:ascii="Helvetica Light" w:hAnsi="Helvetica Light" w:cs="Helvetica Light"/>
+          <w:sz w:val="24"/>
+          <w:sz-cs w:val="24"/>
+        </w:rPr>
+        <w:t xml:space="preserve">GitLab is the source-code and Merge Request system. The hackathon MVP avoids</w:t>
+      </w:r>
+    </w:p>
+    <w:p>
+      <w:pPr/>
+      <w:r>
+        <w:rPr>
+          <w:rFonts w:ascii="Helvetica Light" w:hAnsi="Helvetica Light" w:cs="Helvetica Light"/>
+          <w:sz w:val="24"/>
+          <w:sz-cs w:val="24"/>
+        </w:rPr>
+        <w:t xml:space="preserve">MongoDB by receiving repo URLs directly through Telegram and processing them as</w:t>
+      </w:r>
+    </w:p>
+    <w:p>
+      <w:pPr/>
+      <w:r>
+        <w:rPr>
+          <w:rFonts w:ascii="Helvetica Light" w:hAnsi="Helvetica Light" w:cs="Helvetica Light"/>
+          <w:sz w:val="24"/>
+          <w:sz-cs w:val="24"/>
+        </w:rPr>
+        <w:t xml:space="preserve">runtime input. The ideal mode adds MongoDB to persist repository lists by user</w:t>
+      </w:r>
+    </w:p>
+    <w:p>
+      <w:pPr/>
+      <w:r>
+        <w:rPr>
+          <w:rFonts w:ascii="Helvetica Light" w:hAnsi="Helvetica Light" w:cs="Helvetica Light"/>
+          <w:sz w:val="24"/>
+          <w:sz-cs w:val="24"/>
+        </w:rPr>
+        <w:t xml:space="preserve">account.</w:t>
       </w:r>
     </w:p>
     <w:p>
@@ -164,29 +274,29 @@
           <w:sz w:val="24"/>
           <w:sz-cs w:val="24"/>
         </w:rPr>
-        <w:t xml:space="preserve">[`docs/openclaw-platform-architecture.md`](docs/openclaw-platform-architecture.md).</w:t>
-      </w:r>
-    </w:p>
-    <w:p>
-      <w:pPr/>
-      <w:r>
-        <w:rPr>
-          <w:rFonts w:ascii="Helvetica Light" w:hAnsi="Helvetica Light" w:cs="Helvetica Light"/>
-          <w:sz w:val="24"/>
-          <w:sz-cs w:val="24"/>
-        </w:rPr>
-        <w:t xml:space="preserve"/>
-      </w:r>
-    </w:p>
-    <w:p>
-      <w:pPr/>
-      <w:r>
-        <w:rPr>
-          <w:rFonts w:ascii="Helvetica Light" w:hAnsi="Helvetica Light" w:cs="Helvetica Light"/>
-          <w:sz w:val="24"/>
-          <w:sz-cs w:val="24"/>
-        </w:rPr>
-        <w:t xml:space="preserve">1. **One OpenClaw runtime, two agents.** Runtime MR Agent handles Telegram/repo/MR work; Policy Context Agent handles crawl/extract/index work.</w:t>
+        <w:t xml:space="preserve">[`docs/google-cloud-agent-platform-architecture.md`](docs/google-cloud-agent-platform-architecture.md).</w:t>
+      </w:r>
+    </w:p>
+    <w:p>
+      <w:pPr/>
+      <w:r>
+        <w:rPr>
+          <w:rFonts w:ascii="Helvetica Light" w:hAnsi="Helvetica Light" w:cs="Helvetica Light"/>
+          <w:sz w:val="24"/>
+          <w:sz-cs w:val="24"/>
+        </w:rPr>
+        <w:t xml:space="preserve"/>
+      </w:r>
+    </w:p>
+    <w:p>
+      <w:pPr/>
+      <w:r>
+        <w:rPr>
+          <w:rFonts w:ascii="Helvetica Light" w:hAnsi="Helvetica Light" w:cs="Helvetica Light"/>
+          <w:sz w:val="24"/>
+          <w:sz-cs w:val="24"/>
+        </w:rPr>
+        <w:t xml:space="preserve">1. **Google Cloud primary architecture.** Agent Builder / Gemini Enterprise Agent Platform is the primary agent layer; Cloud Run hosts the custom tool backend.</w:t>
       </w:r>
     </w:p>
     <w:p>
@@ -208,7 +318,7 @@
           <w:sz w:val="24"/>
           <w:sz-cs w:val="24"/>
         </w:rPr>
-        <w:t xml:space="preserve">3. **Runtime MR Agent orchestrates repo remediation.** It receives Telegram messages, queries Elastic read-only, invokes Antigravity CLI, inspects the diff, and creates the GitLab MR.</w:t>
+        <w:t xml:space="preserve">3. **Runtime MR Agent orchestrates repo remediation.** It receives Telegram messages, calls Cloud Run tools, queries Elastic read-only, invokes Antigravity CLI, inspects the diff, and creates the GitLab MR.</w:t>
       </w:r>
     </w:p>
     <w:p>
@@ -296,7 +406,7 @@
           <w:sz w:val="24"/>
           <w:sz-cs w:val="24"/>
         </w:rPr>
-        <w:t xml:space="preserve">### 3.0 OpenClaw platform architecture - two-agent runtime</w:t>
+        <w:t xml:space="preserve">### 3.0 Google Cloud platform architecture - two-agent runtime</w:t>
       </w:r>
     </w:p>
     <w:p>
@@ -329,7 +439,7 @@
           <w:sz w:val="24"/>
           <w:sz-cs w:val="24"/>
         </w:rPr>
-        <w:t xml:space="preserve">OpenClaw Gateway</w:t>
+        <w:t xml:space="preserve">Gemini Enterprise Agent Platform / Agent Builder</w:t>
       </w:r>
     </w:p>
     <w:p>
@@ -351,40 +461,62 @@
           <w:sz w:val="24"/>
           <w:sz-cs w:val="24"/>
         </w:rPr>
-        <w:t xml:space="preserve">│   ├── Telegram channel</w:t>
-      </w:r>
-    </w:p>
-    <w:p>
-      <w:pPr/>
-      <w:r>
-        <w:rPr>
-          <w:rFonts w:ascii="Helvetica Light" w:hAnsi="Helvetica Light" w:cs="Helvetica Light"/>
-          <w:sz w:val="24"/>
-          <w:sz-cs w:val="24"/>
-        </w:rPr>
-        <w:t xml:space="preserve">│   ├── Elastic read/query tool</w:t>
-      </w:r>
-    </w:p>
-    <w:p>
-      <w:pPr/>
-      <w:r>
-        <w:rPr>
-          <w:rFonts w:ascii="Helvetica Light" w:hAnsi="Helvetica Light" w:cs="Helvetica Light"/>
-          <w:sz w:val="24"/>
-          <w:sz-cs w:val="24"/>
-        </w:rPr>
-        <w:t xml:space="preserve">│   ├── GitLab clone/API tools</w:t>
-      </w:r>
-    </w:p>
-    <w:p>
-      <w:pPr/>
-      <w:r>
-        <w:rPr>
-          <w:rFonts w:ascii="Helvetica Light" w:hAnsi="Helvetica Light" w:cs="Helvetica Light"/>
-          <w:sz w:val="24"/>
-          <w:sz-cs w:val="24"/>
-        </w:rPr>
-        <w:t xml:space="preserve">│   ├── Antigravity CLI exec wrapper</w:t>
+        <w:t xml:space="preserve">│   ├── Telegram webhook/API entrypoint</w:t>
+      </w:r>
+    </w:p>
+    <w:p>
+      <w:pPr/>
+      <w:r>
+        <w:rPr>
+          <w:rFonts w:ascii="Helvetica Light" w:hAnsi="Helvetica Light" w:cs="Helvetica Light"/>
+          <w:sz w:val="24"/>
+          <w:sz-cs w:val="24"/>
+        </w:rPr>
+        <w:t xml:space="preserve">│   ├── Agent Builder Extensions / custom tool calls</w:t>
+      </w:r>
+    </w:p>
+    <w:p>
+      <w:pPr/>
+      <w:r>
+        <w:rPr>
+          <w:rFonts w:ascii="Helvetica Light" w:hAnsi="Helvetica Light" w:cs="Helvetica Light"/>
+          <w:sz w:val="24"/>
+          <w:sz-cs w:val="24"/>
+        </w:rPr>
+        <w:t xml:space="preserve">│   ├── Cloud Run runtime tool backend</w:t>
+      </w:r>
+    </w:p>
+    <w:p>
+      <w:pPr/>
+      <w:r>
+        <w:rPr>
+          <w:rFonts w:ascii="Helvetica Light" w:hAnsi="Helvetica Light" w:cs="Helvetica Light"/>
+          <w:sz w:val="24"/>
+          <w:sz-cs w:val="24"/>
+        </w:rPr>
+        <w:t xml:space="preserve">│   ├── Elastic read/query</w:t>
+      </w:r>
+    </w:p>
+    <w:p>
+      <w:pPr/>
+      <w:r>
+        <w:rPr>
+          <w:rFonts w:ascii="Helvetica Light" w:hAnsi="Helvetica Light" w:cs="Helvetica Light"/>
+          <w:sz w:val="24"/>
+          <w:sz-cs w:val="24"/>
+        </w:rPr>
+        <w:t xml:space="preserve">│   ├── GitLab clone/API operations</w:t>
+      </w:r>
+    </w:p>
+    <w:p>
+      <w:pPr/>
+      <w:r>
+        <w:rPr>
+          <w:rFonts w:ascii="Helvetica Light" w:hAnsi="Helvetica Light" w:cs="Helvetica Light"/>
+          <w:sz w:val="24"/>
+          <w:sz-cs w:val="24"/>
+        </w:rPr>
+        <w:t xml:space="preserve">│   ├── Antigravity CLI execution</w:t>
       </w:r>
     </w:p>
     <w:p>
@@ -428,7 +560,18 @@
           <w:sz w:val="24"/>
           <w:sz-cs w:val="24"/>
         </w:rPr>
-        <w:t xml:space="preserve">    ├── Scheduled/manual crawl trigger</w:t>
+        <w:t xml:space="preserve">    ├── Cloud Scheduler/manual crawl trigger</w:t>
+      </w:r>
+    </w:p>
+    <w:p>
+      <w:pPr/>
+      <w:r>
+        <w:rPr>
+          <w:rFonts w:ascii="Helvetica Light" w:hAnsi="Helvetica Light" w:cs="Helvetica Light"/>
+          <w:sz w:val="24"/>
+          <w:sz-cs w:val="24"/>
+        </w:rPr>
+        <w:t xml:space="preserve">    ├── Cloud Run ingestion backend or Agent Runtime job</w:t>
       </w:r>
     </w:p>
     <w:p>
@@ -461,7 +604,7 @@
           <w:sz w:val="24"/>
           <w:sz-cs w:val="24"/>
         </w:rPr>
-        <w:t xml:space="preserve">    ├── Extraction/classification AI</w:t>
+        <w:t xml:space="preserve">    ├── Gemini extraction/classification</w:t>
       </w:r>
     </w:p>
     <w:p>
@@ -560,18 +703,18 @@
           <w:sz w:val="24"/>
           <w:sz-cs w:val="24"/>
         </w:rPr>
-        <w:t xml:space="preserve">| PatchPilot Runtime MR Agent | Telegram `/check`, future dashboard/API scan | Query Elastic, clone repo, build Antigravity payload, invoke Antigravity, inspect diff, create MR, notify Telegram | Telegram token, GitLab token, Elastic read key, Antigravity auth, workspace filesystem, git/exec | Crawl policy docs, write Elastic policy records |</w:t>
-      </w:r>
-    </w:p>
-    <w:p>
-      <w:pPr/>
-      <w:r>
-        <w:rPr>
-          <w:rFonts w:ascii="Helvetica Light" w:hAnsi="Helvetica Light" w:cs="Helvetica Light"/>
-          <w:sz w:val="24"/>
-          <w:sz-cs w:val="24"/>
-        </w:rPr>
-        <w:t xml:space="preserve">| Policy Context Agent | Schedule, manual admin trigger | Crawl official sources, clean text, extract/classify requirements, validate records, upsert Elastic, write audit logs | Elastic write key, curated source registry, web fetch/crawler, extraction model | Clone user repos, invoke Antigravity, create GitLab MRs |</w:t>
+        <w:t xml:space="preserve">| PatchPilot Runtime MR Agent | Telegram `/check`, future dashboard/API scan | Query Elastic, call Cloud Run tools, clone repo, build Antigravity payload, invoke Antigravity, inspect diff, create MR, notify Telegram | Telegram token, GitLab token, Elastic read key, Antigravity auth, Cloud Run runtime backend, Secret Manager | Crawl policy docs, write Elastic policy records |</w:t>
+      </w:r>
+    </w:p>
+    <w:p>
+      <w:pPr/>
+      <w:r>
+        <w:rPr>
+          <w:rFonts w:ascii="Helvetica Light" w:hAnsi="Helvetica Light" w:cs="Helvetica Light"/>
+          <w:sz w:val="24"/>
+          <w:sz-cs w:val="24"/>
+        </w:rPr>
+        <w:t xml:space="preserve">| Policy Context Agent | Schedule, manual admin trigger | Crawl official sources, clean text, extract/classify requirements, validate records, upsert Elastic, write audit logs | Elastic write key, curated source registry, web fetch/crawler, Gemini extraction model, Cloud Run ingestion backend | Clone user repos, invoke Antigravity, create GitLab MRs |</w:t>
       </w:r>
     </w:p>
     <w:p>
@@ -714,7 +857,29 @@
           <w:sz w:val="24"/>
           <w:sz-cs w:val="24"/>
         </w:rPr>
-        <w:t xml:space="preserve">    actor Admin as Admin / Scheduler</w:t>
+        <w:t xml:space="preserve">    actor Admin as Admin / Cloud Scheduler</w:t>
+      </w:r>
+    </w:p>
+    <w:p>
+      <w:pPr/>
+      <w:r>
+        <w:rPr>
+          <w:rFonts w:ascii="Helvetica Light" w:hAnsi="Helvetica Light" w:cs="Helvetica Light"/>
+          <w:sz w:val="24"/>
+          <w:sz-cs w:val="24"/>
+        </w:rPr>
+        <w:t xml:space="preserve">    participant Ingest as Agent 2: policy-context</w:t>
+      </w:r>
+    </w:p>
+    <w:p>
+      <w:pPr/>
+      <w:r>
+        <w:rPr>
+          <w:rFonts w:ascii="Helvetica Light" w:hAnsi="Helvetica Light" w:cs="Helvetica Light"/>
+          <w:sz w:val="24"/>
+          <w:sz-cs w:val="24"/>
+        </w:rPr>
+        <w:t xml:space="preserve">    participant Backend as Cloud Run Ingestion Backend</w:t>
       </w:r>
     </w:p>
     <w:p>
@@ -824,7 +989,29 @@
           <w:sz w:val="24"/>
           <w:sz-cs w:val="24"/>
         </w:rPr>
-        <w:t xml:space="preserve">    Admin-&gt;&gt;Registry: Load curated Google / Apple / Flutter source list</w:t>
+        <w:t xml:space="preserve">    Admin-&gt;&gt;Ingest: Trigger scheduled or manual crawl</w:t>
+      </w:r>
+    </w:p>
+    <w:p>
+      <w:pPr/>
+      <w:r>
+        <w:rPr>
+          <w:rFonts w:ascii="Helvetica Light" w:hAnsi="Helvetica Light" w:cs="Helvetica Light"/>
+          <w:sz w:val="24"/>
+          <w:sz-cs w:val="24"/>
+        </w:rPr>
+        <w:t xml:space="preserve">    Ingest-&gt;&gt;Backend: Start ingestion job</w:t>
+      </w:r>
+    </w:p>
+    <w:p>
+      <w:pPr/>
+      <w:r>
+        <w:rPr>
+          <w:rFonts w:ascii="Helvetica Light" w:hAnsi="Helvetica Light" w:cs="Helvetica Light"/>
+          <w:sz w:val="24"/>
+          <w:sz-cs w:val="24"/>
+        </w:rPr>
+        <w:t xml:space="preserve">    Backend-&gt;&gt;Registry: Load curated Google / Apple / Flutter source list</w:t>
       </w:r>
     </w:p>
     <w:p>
@@ -1176,7 +1363,18 @@
           <w:sz w:val="24"/>
           <w:sz-cs w:val="24"/>
         </w:rPr>
-        <w:t xml:space="preserve">        participant OpenClaw as Agent 1: patchpilot-runtime</w:t>
+        <w:t xml:space="preserve">        participant AgentBuilder as Agent Builder: patchpilot-runtime</w:t>
+      </w:r>
+    </w:p>
+    <w:p>
+      <w:pPr/>
+      <w:r>
+        <w:rPr>
+          <w:rFonts w:ascii="Helvetica Light" w:hAnsi="Helvetica Light" w:cs="Helvetica Light"/>
+          <w:sz w:val="24"/>
+          <w:sz-cs w:val="24"/>
+        </w:rPr>
+        <w:t xml:space="preserve">        participant Backend as Cloud Run Tool Backend</w:t>
       </w:r>
     </w:p>
     <w:p>
@@ -1330,7 +1528,7 @@
           <w:sz w:val="24"/>
           <w:sz-cs w:val="24"/>
         </w:rPr>
-        <w:t xml:space="preserve">        participant Secrets as Env Secrets</w:t>
+        <w:t xml:space="preserve">        participant Secrets as Secret Manager</w:t>
       </w:r>
     </w:p>
     <w:p>
@@ -1374,73 +1572,84 @@
           <w:sz w:val="24"/>
           <w:sz-cs w:val="24"/>
         </w:rPr>
-        <w:t xml:space="preserve">    Dev-&gt;&gt;OpenClaw: Input GitLab repository list</w:t>
-      </w:r>
-    </w:p>
-    <w:p>
-      <w:pPr/>
-      <w:r>
-        <w:rPr>
-          <w:rFonts w:ascii="Helvetica Light" w:hAnsi="Helvetica Light" w:cs="Helvetica Light"/>
-          <w:sz w:val="24"/>
-          <w:sz-cs w:val="24"/>
-        </w:rPr>
-        <w:t xml:space="preserve">    OpenClaw-&gt;&gt;Secrets: Read MongoDB URI / GitLab token / Elastic key</w:t>
-      </w:r>
-    </w:p>
-    <w:p>
-      <w:pPr/>
-      <w:r>
-        <w:rPr>
-          <w:rFonts w:ascii="Helvetica Light" w:hAnsi="Helvetica Light" w:cs="Helvetica Light"/>
-          <w:sz w:val="24"/>
-          <w:sz-cs w:val="24"/>
-        </w:rPr>
-        <w:t xml:space="preserve">    OpenClaw-&gt;&gt;Mongo: Save repository list by user account</w:t>
-      </w:r>
-    </w:p>
-    <w:p>
-      <w:pPr/>
-      <w:r>
-        <w:rPr>
-          <w:rFonts w:ascii="Helvetica Light" w:hAnsi="Helvetica Light" w:cs="Helvetica Light"/>
-          <w:sz w:val="24"/>
-          <w:sz-cs w:val="24"/>
-        </w:rPr>
-        <w:t xml:space="preserve">    OpenClaw-&gt;&gt;Mongo: Get user's GitLab repository list</w:t>
-      </w:r>
-    </w:p>
-    <w:p>
-      <w:pPr/>
-      <w:r>
-        <w:rPr>
-          <w:rFonts w:ascii="Helvetica Light" w:hAnsi="Helvetica Light" w:cs="Helvetica Light"/>
-          <w:sz w:val="24"/>
-          <w:sz-cs w:val="24"/>
-        </w:rPr>
-        <w:t xml:space="preserve"/>
-      </w:r>
-    </w:p>
-    <w:p>
-      <w:pPr/>
-      <w:r>
-        <w:rPr>
-          <w:rFonts w:ascii="Helvetica Light" w:hAnsi="Helvetica Light" w:cs="Helvetica Light"/>
-          <w:sz w:val="24"/>
-          <w:sz-cs w:val="24"/>
-        </w:rPr>
-        <w:t xml:space="preserve">    OpenClaw-&gt;&gt;Elastic: Query already-indexed native app policy updates</w:t>
-      </w:r>
-    </w:p>
-    <w:p>
-      <w:pPr/>
-      <w:r>
-        <w:rPr>
-          <w:rFonts w:ascii="Helvetica Light" w:hAnsi="Helvetica Light" w:cs="Helvetica Light"/>
-          <w:sz w:val="24"/>
-          <w:sz-cs w:val="24"/>
-        </w:rPr>
-        <w:t xml:space="preserve">    Elastic-&gt;&gt;OpenClaw: Return structured update description</w:t>
+        <w:t xml:space="preserve">    Dev-&gt;&gt;AgentBuilder: Input GitLab repository list</w:t>
+      </w:r>
+    </w:p>
+    <w:p>
+      <w:pPr/>
+      <w:r>
+        <w:rPr>
+          <w:rFonts w:ascii="Helvetica Light" w:hAnsi="Helvetica Light" w:cs="Helvetica Light"/>
+          <w:sz w:val="24"/>
+          <w:sz-cs w:val="24"/>
+        </w:rPr>
+        <w:t xml:space="preserve">    AgentBuilder-&gt;&gt;Backend: Request repository registration/check</w:t>
+      </w:r>
+    </w:p>
+    <w:p>
+      <w:pPr/>
+      <w:r>
+        <w:rPr>
+          <w:rFonts w:ascii="Helvetica Light" w:hAnsi="Helvetica Light" w:cs="Helvetica Light"/>
+          <w:sz w:val="24"/>
+          <w:sz-cs w:val="24"/>
+        </w:rPr>
+        <w:t xml:space="preserve">    Backend-&gt;&gt;Secrets: Read MongoDB URI / GitLab token / Elastic key</w:t>
+      </w:r>
+    </w:p>
+    <w:p>
+      <w:pPr/>
+      <w:r>
+        <w:rPr>
+          <w:rFonts w:ascii="Helvetica Light" w:hAnsi="Helvetica Light" w:cs="Helvetica Light"/>
+          <w:sz w:val="24"/>
+          <w:sz-cs w:val="24"/>
+        </w:rPr>
+        <w:t xml:space="preserve">    Backend-&gt;&gt;Mongo: Save repository list by user account</w:t>
+      </w:r>
+    </w:p>
+    <w:p>
+      <w:pPr/>
+      <w:r>
+        <w:rPr>
+          <w:rFonts w:ascii="Helvetica Light" w:hAnsi="Helvetica Light" w:cs="Helvetica Light"/>
+          <w:sz w:val="24"/>
+          <w:sz-cs w:val="24"/>
+        </w:rPr>
+        <w:t xml:space="preserve">    Backend-&gt;&gt;Mongo: Get user's GitLab repository list</w:t>
+      </w:r>
+    </w:p>
+    <w:p>
+      <w:pPr/>
+      <w:r>
+        <w:rPr>
+          <w:rFonts w:ascii="Helvetica Light" w:hAnsi="Helvetica Light" w:cs="Helvetica Light"/>
+          <w:sz w:val="24"/>
+          <w:sz-cs w:val="24"/>
+        </w:rPr>
+        <w:t xml:space="preserve"/>
+      </w:r>
+    </w:p>
+    <w:p>
+      <w:pPr/>
+      <w:r>
+        <w:rPr>
+          <w:rFonts w:ascii="Helvetica Light" w:hAnsi="Helvetica Light" w:cs="Helvetica Light"/>
+          <w:sz w:val="24"/>
+          <w:sz-cs w:val="24"/>
+        </w:rPr>
+        <w:t xml:space="preserve">    Backend-&gt;&gt;Elastic: Query already-indexed native app policy updates</w:t>
+      </w:r>
+    </w:p>
+    <w:p>
+      <w:pPr/>
+      <w:r>
+        <w:rPr>
+          <w:rFonts w:ascii="Helvetica Light" w:hAnsi="Helvetica Light" w:cs="Helvetica Light"/>
+          <w:sz w:val="24"/>
+          <w:sz-cs w:val="24"/>
+        </w:rPr>
+        <w:t xml:space="preserve">    Elastic-&gt;&gt;Backend: Return structured update description</w:t>
       </w:r>
     </w:p>
     <w:p>
@@ -1473,7 +1682,7 @@
           <w:sz w:val="24"/>
           <w:sz-cs w:val="24"/>
         </w:rPr>
-        <w:t xml:space="preserve">        OpenClaw-&gt;&gt;Dev: No Merge Request needed</w:t>
+        <w:t xml:space="preserve">        AgentBuilder-&gt;&gt;Dev: No Merge Request needed</w:t>
       </w:r>
     </w:p>
     <w:p>
@@ -1495,18 +1704,18 @@
           <w:sz w:val="24"/>
           <w:sz-cs w:val="24"/>
         </w:rPr>
-        <w:t xml:space="preserve">        OpenClaw-&gt;&gt;Repo: Clone/fetch target repo into isolated workspace</w:t>
-      </w:r>
-    </w:p>
-    <w:p>
-      <w:pPr/>
-      <w:r>
-        <w:rPr>
-          <w:rFonts w:ascii="Helvetica Light" w:hAnsi="Helvetica Light" w:cs="Helvetica Light"/>
-          <w:sz w:val="24"/>
-          <w:sz-cs w:val="24"/>
-        </w:rPr>
-        <w:t xml:space="preserve">        OpenClaw-&gt;&gt;Agent: Send workspace path + Elastic context + repo facts</w:t>
+        <w:t xml:space="preserve">        Backend-&gt;&gt;Repo: Clone/fetch target repo into isolated workspace</w:t>
+      </w:r>
+    </w:p>
+    <w:p>
+      <w:pPr/>
+      <w:r>
+        <w:rPr>
+          <w:rFonts w:ascii="Helvetica Light" w:hAnsi="Helvetica Light" w:cs="Helvetica Light"/>
+          <w:sz w:val="24"/>
+          <w:sz-cs w:val="24"/>
+        </w:rPr>
+        <w:t xml:space="preserve">        Backend-&gt;&gt;Agent: Send workspace path + Elastic context + repo facts</w:t>
       </w:r>
     </w:p>
     <w:p>
@@ -1572,18 +1781,18 @@
           <w:sz w:val="24"/>
           <w:sz-cs w:val="24"/>
         </w:rPr>
-        <w:t xml:space="preserve">        OpenClaw-&gt;&gt;Repo: Create branch and commit generated diff</w:t>
-      </w:r>
-    </w:p>
-    <w:p>
-      <w:pPr/>
-      <w:r>
-        <w:rPr>
-          <w:rFonts w:ascii="Helvetica Light" w:hAnsi="Helvetica Light" w:cs="Helvetica Light"/>
-          <w:sz w:val="24"/>
-          <w:sz-cs w:val="24"/>
-        </w:rPr>
-        <w:t xml:space="preserve">        OpenClaw-&gt;&gt;MR: Create GitLab Merge Request</w:t>
+        <w:t xml:space="preserve">        Backend-&gt;&gt;Repo: Create branch and commit generated diff</w:t>
+      </w:r>
+    </w:p>
+    <w:p>
+      <w:pPr/>
+      <w:r>
+        <w:rPr>
+          <w:rFonts w:ascii="Helvetica Light" w:hAnsi="Helvetica Light" w:cs="Helvetica Light"/>
+          <w:sz w:val="24"/>
+          <w:sz-cs w:val="24"/>
+        </w:rPr>
+        <w:t xml:space="preserve">        Backend-&gt;&gt;MR: Create GitLab Merge Request</w:t>
       </w:r>
     </w:p>
     <w:p>
@@ -1814,7 +2023,18 @@
           <w:sz w:val="24"/>
           <w:sz-cs w:val="24"/>
         </w:rPr>
-        <w:t xml:space="preserve">        participant OpenClaw as Agent 1: patchpilot-runtime</w:t>
+        <w:t xml:space="preserve">        participant AgentBuilder as Agent Builder: patchpilot-runtime</w:t>
+      </w:r>
+    </w:p>
+    <w:p>
+      <w:pPr/>
+      <w:r>
+        <w:rPr>
+          <w:rFonts w:ascii="Helvetica Light" w:hAnsi="Helvetica Light" w:cs="Helvetica Light"/>
+          <w:sz w:val="24"/>
+          <w:sz-cs w:val="24"/>
+        </w:rPr>
+        <w:t xml:space="preserve">        participant Backend as Cloud Run Tool Backend</w:t>
       </w:r>
     </w:p>
     <w:p>
@@ -1935,7 +2155,7 @@
           <w:sz w:val="24"/>
           <w:sz-cs w:val="24"/>
         </w:rPr>
-        <w:t xml:space="preserve">        participant Secrets as Env Secrets</w:t>
+        <w:t xml:space="preserve">        participant Secrets as Secret Manager</w:t>
       </w:r>
     </w:p>
     <w:p>
@@ -1990,51 +2210,62 @@
           <w:sz w:val="24"/>
           <w:sz-cs w:val="24"/>
         </w:rPr>
-        <w:t xml:space="preserve">    Telegram-&gt;&gt;OpenClaw: Forward repo list as runtime input</w:t>
-      </w:r>
-    </w:p>
-    <w:p>
-      <w:pPr/>
-      <w:r>
-        <w:rPr>
-          <w:rFonts w:ascii="Helvetica Light" w:hAnsi="Helvetica Light" w:cs="Helvetica Light"/>
-          <w:sz w:val="24"/>
-          <w:sz-cs w:val="24"/>
-        </w:rPr>
-        <w:t xml:space="preserve">    OpenClaw-&gt;&gt;Secrets: Read Elastic / GitLab / Telegram secrets</w:t>
-      </w:r>
-    </w:p>
-    <w:p>
-      <w:pPr/>
-      <w:r>
-        <w:rPr>
-          <w:rFonts w:ascii="Helvetica Light" w:hAnsi="Helvetica Light" w:cs="Helvetica Light"/>
-          <w:sz w:val="24"/>
-          <w:sz-cs w:val="24"/>
-        </w:rPr>
-        <w:t xml:space="preserve"/>
-      </w:r>
-    </w:p>
-    <w:p>
-      <w:pPr/>
-      <w:r>
-        <w:rPr>
-          <w:rFonts w:ascii="Helvetica Light" w:hAnsi="Helvetica Light" w:cs="Helvetica Light"/>
-          <w:sz w:val="24"/>
-          <w:sz-cs w:val="24"/>
-        </w:rPr>
-        <w:t xml:space="preserve">    OpenClaw-&gt;&gt;Elastic: Query already-indexed native app policy updates</w:t>
-      </w:r>
-    </w:p>
-    <w:p>
-      <w:pPr/>
-      <w:r>
-        <w:rPr>
-          <w:rFonts w:ascii="Helvetica Light" w:hAnsi="Helvetica Light" w:cs="Helvetica Light"/>
-          <w:sz w:val="24"/>
-          <w:sz-cs w:val="24"/>
-        </w:rPr>
-        <w:t xml:space="preserve">    Elastic-&gt;&gt;OpenClaw: Return structured update description</w:t>
+        <w:t xml:space="preserve">    Telegram-&gt;&gt;Backend: Forward repo list as runtime input</w:t>
+      </w:r>
+    </w:p>
+    <w:p>
+      <w:pPr/>
+      <w:r>
+        <w:rPr>
+          <w:rFonts w:ascii="Helvetica Light" w:hAnsi="Helvetica Light" w:cs="Helvetica Light"/>
+          <w:sz w:val="24"/>
+          <w:sz-cs w:val="24"/>
+        </w:rPr>
+        <w:t xml:space="preserve">    Backend-&gt;&gt;AgentBuilder: Invoke Agent 1 with repo list</w:t>
+      </w:r>
+    </w:p>
+    <w:p>
+      <w:pPr/>
+      <w:r>
+        <w:rPr>
+          <w:rFonts w:ascii="Helvetica Light" w:hAnsi="Helvetica Light" w:cs="Helvetica Light"/>
+          <w:sz w:val="24"/>
+          <w:sz-cs w:val="24"/>
+        </w:rPr>
+        <w:t xml:space="preserve">    Backend-&gt;&gt;Secrets: Read Elastic / GitLab / Telegram secrets</w:t>
+      </w:r>
+    </w:p>
+    <w:p>
+      <w:pPr/>
+      <w:r>
+        <w:rPr>
+          <w:rFonts w:ascii="Helvetica Light" w:hAnsi="Helvetica Light" w:cs="Helvetica Light"/>
+          <w:sz w:val="24"/>
+          <w:sz-cs w:val="24"/>
+        </w:rPr>
+        <w:t xml:space="preserve"/>
+      </w:r>
+    </w:p>
+    <w:p>
+      <w:pPr/>
+      <w:r>
+        <w:rPr>
+          <w:rFonts w:ascii="Helvetica Light" w:hAnsi="Helvetica Light" w:cs="Helvetica Light"/>
+          <w:sz w:val="24"/>
+          <w:sz-cs w:val="24"/>
+        </w:rPr>
+        <w:t xml:space="preserve">    Backend-&gt;&gt;Elastic: Query already-indexed native app policy updates</w:t>
+      </w:r>
+    </w:p>
+    <w:p>
+      <w:pPr/>
+      <w:r>
+        <w:rPr>
+          <w:rFonts w:ascii="Helvetica Light" w:hAnsi="Helvetica Light" w:cs="Helvetica Light"/>
+          <w:sz w:val="24"/>
+          <w:sz-cs w:val="24"/>
+        </w:rPr>
+        <w:t xml:space="preserve">    Elastic-&gt;&gt;Backend: Return structured update description</w:t>
       </w:r>
     </w:p>
     <w:p>
@@ -2067,7 +2298,7 @@
           <w:sz w:val="24"/>
           <w:sz-cs w:val="24"/>
         </w:rPr>
-        <w:t xml:space="preserve">        OpenClaw-&gt;&gt;Telegram: Send "No Merge Request needed"</w:t>
+        <w:t xml:space="preserve">        Backend-&gt;&gt;Telegram: Send "No Merge Request needed"</w:t>
       </w:r>
     </w:p>
     <w:p>
@@ -2100,18 +2331,18 @@
           <w:sz w:val="24"/>
           <w:sz-cs w:val="24"/>
         </w:rPr>
-        <w:t xml:space="preserve">        OpenClaw-&gt;&gt;Repo: Clone/fetch target repo into isolated workspace</w:t>
-      </w:r>
-    </w:p>
-    <w:p>
-      <w:pPr/>
-      <w:r>
-        <w:rPr>
-          <w:rFonts w:ascii="Helvetica Light" w:hAnsi="Helvetica Light" w:cs="Helvetica Light"/>
-          <w:sz w:val="24"/>
-          <w:sz-cs w:val="24"/>
-        </w:rPr>
-        <w:t xml:space="preserve">        OpenClaw-&gt;&gt;Agent: Send workspace path + Elastic context + repo facts</w:t>
+        <w:t xml:space="preserve">        Backend-&gt;&gt;Repo: Clone/fetch target repo into isolated workspace</w:t>
+      </w:r>
+    </w:p>
+    <w:p>
+      <w:pPr/>
+      <w:r>
+        <w:rPr>
+          <w:rFonts w:ascii="Helvetica Light" w:hAnsi="Helvetica Light" w:cs="Helvetica Light"/>
+          <w:sz w:val="24"/>
+          <w:sz-cs w:val="24"/>
+        </w:rPr>
+        <w:t xml:space="preserve">        Backend-&gt;&gt;Agent: Send workspace path + Elastic context + repo facts</w:t>
       </w:r>
     </w:p>
     <w:p>
@@ -2177,29 +2408,29 @@
           <w:sz w:val="24"/>
           <w:sz-cs w:val="24"/>
         </w:rPr>
-        <w:t xml:space="preserve">        OpenClaw-&gt;&gt;Repo: Create branch and commit generated diff</w:t>
-      </w:r>
-    </w:p>
-    <w:p>
-      <w:pPr/>
-      <w:r>
-        <w:rPr>
-          <w:rFonts w:ascii="Helvetica Light" w:hAnsi="Helvetica Light" w:cs="Helvetica Light"/>
-          <w:sz w:val="24"/>
-          <w:sz-cs w:val="24"/>
-        </w:rPr>
-        <w:t xml:space="preserve">        OpenClaw-&gt;&gt;MR: Create GitLab Merge Request</w:t>
-      </w:r>
-    </w:p>
-    <w:p>
-      <w:pPr/>
-      <w:r>
-        <w:rPr>
-          <w:rFonts w:ascii="Helvetica Light" w:hAnsi="Helvetica Light" w:cs="Helvetica Light"/>
-          <w:sz w:val="24"/>
-          <w:sz-cs w:val="24"/>
-        </w:rPr>
-        <w:t xml:space="preserve">        OpenClaw-&gt;&gt;Telegram: Send MR link to developer</w:t>
+        <w:t xml:space="preserve">        Backend-&gt;&gt;Repo: Create branch and commit generated diff</w:t>
+      </w:r>
+    </w:p>
+    <w:p>
+      <w:pPr/>
+      <w:r>
+        <w:rPr>
+          <w:rFonts w:ascii="Helvetica Light" w:hAnsi="Helvetica Light" w:cs="Helvetica Light"/>
+          <w:sz w:val="24"/>
+          <w:sz-cs w:val="24"/>
+        </w:rPr>
+        <w:t xml:space="preserve">        Backend-&gt;&gt;MR: Create GitLab Merge Request</w:t>
+      </w:r>
+    </w:p>
+    <w:p>
+      <w:pPr/>
+      <w:r>
+        <w:rPr>
+          <w:rFonts w:ascii="Helvetica Light" w:hAnsi="Helvetica Light" w:cs="Helvetica Light"/>
+          <w:sz w:val="24"/>
+          <w:sz-cs w:val="24"/>
+        </w:rPr>
+        <w:t xml:space="preserve">        Backend-&gt;&gt;Telegram: Send MR link to developer</w:t>
       </w:r>
     </w:p>
     <w:p>
@@ -2298,40 +2529,62 @@
           <w:sz w:val="24"/>
           <w:sz-cs w:val="24"/>
         </w:rPr>
-        <w:t xml:space="preserve">### 4.1 OpenClaw platform</w:t>
-      </w:r>
-    </w:p>
-    <w:p>
-      <w:pPr/>
-      <w:r>
-        <w:rPr>
-          <w:rFonts w:ascii="Helvetica Light" w:hAnsi="Helvetica Light" w:cs="Helvetica Light"/>
-          <w:sz w:val="24"/>
-          <w:sz-cs w:val="24"/>
-        </w:rPr>
-        <w:t xml:space="preserve"/>
-      </w:r>
-    </w:p>
-    <w:p>
-      <w:pPr/>
-      <w:r>
-        <w:rPr>
-          <w:rFonts w:ascii="Helvetica Light" w:hAnsi="Helvetica Light" w:cs="Helvetica Light"/>
-          <w:sz w:val="24"/>
-          <w:sz-cs w:val="24"/>
-        </w:rPr>
-        <w:t xml:space="preserve">OpenClaw runs the PatchPilot platform as one isolated runtime with multiple agents.</w:t>
-      </w:r>
-    </w:p>
-    <w:p>
-      <w:pPr/>
-      <w:r>
-        <w:rPr>
-          <w:rFonts w:ascii="Helvetica Light" w:hAnsi="Helvetica Light" w:cs="Helvetica Light"/>
-          <w:sz w:val="24"/>
-          <w:sz-cs w:val="24"/>
-        </w:rPr>
-        <w:t xml:space="preserve">The agents share gateway infrastructure but do not share responsibilities or</w:t>
+        <w:t xml:space="preserve">### 4.1 Google Cloud Agent Platform</w:t>
+      </w:r>
+    </w:p>
+    <w:p>
+      <w:pPr/>
+      <w:r>
+        <w:rPr>
+          <w:rFonts w:ascii="Helvetica Light" w:hAnsi="Helvetica Light" w:cs="Helvetica Light"/>
+          <w:sz w:val="24"/>
+          <w:sz-cs w:val="24"/>
+        </w:rPr>
+        <w:t xml:space="preserve"/>
+      </w:r>
+    </w:p>
+    <w:p>
+      <w:pPr/>
+      <w:r>
+        <w:rPr>
+          <w:rFonts w:ascii="Helvetica Light" w:hAnsi="Helvetica Light" w:cs="Helvetica Light"/>
+          <w:sz w:val="24"/>
+          <w:sz-cs w:val="24"/>
+        </w:rPr>
+        <w:t xml:space="preserve">Google Cloud Agent Builder / Gemini Enterprise Agent Platform is the primary</w:t>
+      </w:r>
+    </w:p>
+    <w:p>
+      <w:pPr/>
+      <w:r>
+        <w:rPr>
+          <w:rFonts w:ascii="Helvetica Light" w:hAnsi="Helvetica Light" w:cs="Helvetica Light"/>
+          <w:sz w:val="24"/>
+          <w:sz-cs w:val="24"/>
+        </w:rPr>
+        <w:t xml:space="preserve">PatchPilot agent platform. Cloud Run hosts the custom tool backend for actions</w:t>
+      </w:r>
+    </w:p>
+    <w:p>
+      <w:pPr/>
+      <w:r>
+        <w:rPr>
+          <w:rFonts w:ascii="Helvetica Light" w:hAnsi="Helvetica Light" w:cs="Helvetica Light"/>
+          <w:sz w:val="24"/>
+          <w:sz-cs w:val="24"/>
+        </w:rPr>
+        <w:t xml:space="preserve">that need filesystem, GitLab, Elastic, Telegram, or Antigravity access. The</w:t>
+      </w:r>
+    </w:p>
+    <w:p>
+      <w:pPr/>
+      <w:r>
+        <w:rPr>
+          <w:rFonts w:ascii="Helvetica Light" w:hAnsi="Helvetica Light" w:cs="Helvetica Light"/>
+          <w:sz w:val="24"/>
+          <w:sz-cs w:val="24"/>
+        </w:rPr>
+        <w:t xml:space="preserve">agents share Google Cloud infrastructure but do not share responsibilities or</w:t>
       </w:r>
     </w:p>
     <w:p>
@@ -2386,128 +2639,84 @@
           <w:sz w:val="24"/>
           <w:sz-cs w:val="24"/>
         </w:rPr>
-        <w:t xml:space="preserve">| Agent registry | Defines `patchpilot-runtime` and `policy-context` agents. | Keep prompts, tools, schedules, and secrets scoped by agent. |</w:t>
-      </w:r>
-    </w:p>
-    <w:p>
-      <w:pPr/>
-      <w:r>
-        <w:rPr>
-          <w:rFonts w:ascii="Helvetica Light" w:hAnsi="Helvetica Light" w:cs="Helvetica Light"/>
-          <w:sz w:val="24"/>
-          <w:sz-cs w:val="24"/>
-        </w:rPr>
-        <w:t xml:space="preserve">| Telegram channel | Routes `/check` messages to Runtime MR Agent and sends MR link back to developer. | OpenClaw supports channels and identifies Telegram as a fast setup with bot token. |</w:t>
-      </w:r>
-    </w:p>
-    <w:p>
-      <w:pPr/>
-      <w:r>
-        <w:rPr>
-          <w:rFonts w:ascii="Helvetica Light" w:hAnsi="Helvetica Light" w:cs="Helvetica Light"/>
-          <w:sz w:val="24"/>
-          <w:sz-cs w:val="24"/>
-        </w:rPr>
-        <w:t xml:space="preserve">| Tools layer | Lets agents invoke typed functions such as `exec`, `web_fetch`, `message`, and custom Elastic/GitLab tools. | Runtime MR Agent and Policy Context Agent should receive different tool allowlists. |</w:t>
-      </w:r>
-    </w:p>
-    <w:p>
-      <w:pPr/>
-      <w:r>
-        <w:rPr>
-          <w:rFonts w:ascii="Helvetica Light" w:hAnsi="Helvetica Light" w:cs="Helvetica Light"/>
-          <w:sz w:val="24"/>
-          <w:sz-cs w:val="24"/>
-        </w:rPr>
-        <w:t xml:space="preserve">| Skills | Defines reusable workflows and guardrails. | Use `patchpilot-runtime-agent` and `policy-context-agent` skills. |</w:t>
-      </w:r>
-    </w:p>
-    <w:p>
-      <w:pPr/>
-      <w:r>
-        <w:rPr>
-          <w:rFonts w:ascii="Helvetica Light" w:hAnsi="Helvetica Light" w:cs="Helvetica Light"/>
-          <w:sz w:val="24"/>
-          <w:sz-cs w:val="24"/>
-        </w:rPr>
-        <w:t xml:space="preserve">| Plugins / bundles | Package channel integrations, model providers, MCP tools, hooks, or skills. | Useful if GitLab or Elastic integrations are packaged as plugins. |</w:t>
-      </w:r>
-    </w:p>
-    <w:p>
-      <w:pPr/>
-      <w:r>
-        <w:rPr>
-          <w:rFonts w:ascii="Helvetica Light" w:hAnsi="Helvetica Light" w:cs="Helvetica Light"/>
-          <w:sz w:val="24"/>
-          <w:sz-cs w:val="24"/>
-        </w:rPr>
-        <w:t xml:space="preserve">| Gateway | Runs OpenClaw as the message and agent runtime. | Required for Telegram bot routing. |</w:t>
-      </w:r>
-    </w:p>
-    <w:p>
-      <w:pPr/>
-      <w:r>
-        <w:rPr>
-          <w:rFonts w:ascii="Helvetica Light" w:hAnsi="Helvetica Light" w:cs="Helvetica Light"/>
-          <w:sz w:val="24"/>
-          <w:sz-cs w:val="24"/>
-        </w:rPr>
-        <w:t xml:space="preserve">| Message tool | Sends progress, no-action result, or MR link to Telegram. | Used for developer notification. |</w:t>
-      </w:r>
-    </w:p>
-    <w:p>
-      <w:pPr/>
-      <w:r>
-        <w:rPr>
-          <w:rFonts w:ascii="Helvetica Light" w:hAnsi="Helvetica Light" w:cs="Helvetica Light"/>
-          <w:sz w:val="24"/>
-          <w:sz-cs w:val="24"/>
-        </w:rPr>
-        <w:t xml:space="preserve">| Exec / terminal tool | Runtime MR Agent runs git, Antigravity CLI, validation commands, or helper scripts if enabled. | Should be gated or sandboxed. Policy Context Agent should not get GitLab repo write tools. |</w:t>
-      </w:r>
-    </w:p>
-    <w:p>
-      <w:pPr/>
-      <w:r>
-        <w:rPr>
-          <w:rFonts w:ascii="Helvetica Light" w:hAnsi="Helvetica Light" w:cs="Helvetica Light"/>
-          <w:sz w:val="24"/>
-          <w:sz-cs w:val="24"/>
-        </w:rPr>
-        <w:t xml:space="preserve">| Web fetch/crawler tool | Policy Context Agent fetches curated official sources. | Runtime MR Agent should not crawl policy docs during `/check`. |</w:t>
-      </w:r>
-    </w:p>
-    <w:p>
-      <w:pPr/>
-      <w:r>
-        <w:rPr>
-          <w:rFonts w:ascii="Helvetica Light" w:hAnsi="Helvetica Light" w:cs="Helvetica Light"/>
-          <w:sz w:val="24"/>
-          <w:sz-cs w:val="24"/>
-        </w:rPr>
-        <w:t xml:space="preserve">| File read/edit/apply_patch pattern | Used mainly for orchestration files, generated prompts, diff inspection, and policy source registry files. | Antigravity should own source edits in the cloned target repo. |</w:t>
-      </w:r>
-    </w:p>
-    <w:p>
-      <w:pPr/>
-      <w:r>
-        <w:rPr>
-          <w:rFonts w:ascii="Helvetica Light" w:hAnsi="Helvetica Light" w:cs="Helvetica Light"/>
-          <w:sz w:val="24"/>
-          <w:sz-cs w:val="24"/>
-        </w:rPr>
-        <w:t xml:space="preserve">| Agent workspace | Temporary working directory for cloned GitLab repos. | Clean up after MR creation. |</w:t>
-      </w:r>
-    </w:p>
-    <w:p>
-      <w:pPr/>
-      <w:r>
-        <w:rPr>
-          <w:rFonts w:ascii="Helvetica Light" w:hAnsi="Helvetica Light" w:cs="Helvetica Light"/>
-          <w:sz w:val="24"/>
-          <w:sz-cs w:val="24"/>
-        </w:rPr>
-        <w:t xml:space="preserve">| Access control | Telegram allowlist, group allowlist, and activation/mention policy. | Prevent random users from triggering code changes. |</w:t>
+        <w:t xml:space="preserve">| Agent Builder / Gemini Enterprise Agent Platform | Hosts or fronts `patchpilot-runtime` and the policy-context flow. | Primary hackathon-aligned agent layer. |</w:t>
+      </w:r>
+    </w:p>
+    <w:p>
+      <w:pPr/>
+      <w:r>
+        <w:rPr>
+          <w:rFonts w:ascii="Helvetica Light" w:hAnsi="Helvetica Light" w:cs="Helvetica Light"/>
+          <w:sz w:val="24"/>
+          <w:sz-cs w:val="24"/>
+        </w:rPr>
+        <w:t xml:space="preserve">| Agent Builder Extensions / custom tools | Lets agents invoke typed backend actions. | Runtime and policy tools must be separated. |</w:t>
+      </w:r>
+    </w:p>
+    <w:p>
+      <w:pPr/>
+      <w:r>
+        <w:rPr>
+          <w:rFonts w:ascii="Helvetica Light" w:hAnsi="Helvetica Light" w:cs="Helvetica Light"/>
+          <w:sz w:val="24"/>
+          <w:sz-cs w:val="24"/>
+        </w:rPr>
+        <w:t xml:space="preserve">| Cloud Run runtime backend | Runs Telegram webhook, Elastic read, GitLab operations, Antigravity CLI, and diff inspection. | Used by Agent 1. |</w:t>
+      </w:r>
+    </w:p>
+    <w:p>
+      <w:pPr/>
+      <w:r>
+        <w:rPr>
+          <w:rFonts w:ascii="Helvetica Light" w:hAnsi="Helvetica Light" w:cs="Helvetica Light"/>
+          <w:sz w:val="24"/>
+          <w:sz-cs w:val="24"/>
+        </w:rPr>
+        <w:t xml:space="preserve">| Cloud Run ingestion backend or Agent Runtime job | Runs scheduled/manual crawl, cleaning, extraction, validation, and Elastic write/upsert. | Used by Agent 2. |</w:t>
+      </w:r>
+    </w:p>
+    <w:p>
+      <w:pPr/>
+      <w:r>
+        <w:rPr>
+          <w:rFonts w:ascii="Helvetica Light" w:hAnsi="Helvetica Light" w:cs="Helvetica Light"/>
+          <w:sz w:val="24"/>
+          <w:sz-cs w:val="24"/>
+        </w:rPr>
+        <w:t xml:space="preserve">| Secret Manager | Stores GitLab, Telegram, Elastic, Antigravity, and model-provider credentials. | Prefer over plain env secrets for the primary demo. |</w:t>
+      </w:r>
+    </w:p>
+    <w:p>
+      <w:pPr/>
+      <w:r>
+        <w:rPr>
+          <w:rFonts w:ascii="Helvetica Light" w:hAnsi="Helvetica Light" w:cs="Helvetica Light"/>
+          <w:sz w:val="24"/>
+          <w:sz-cs w:val="24"/>
+        </w:rPr>
+        <w:t xml:space="preserve">| Cloud Scheduler | Triggers scheduled policy ingestion. | Manual admin trigger is also acceptable for hackathon. |</w:t>
+      </w:r>
+    </w:p>
+    <w:p>
+      <w:pPr/>
+      <w:r>
+        <w:rPr>
+          <w:rFonts w:ascii="Helvetica Light" w:hAnsi="Helvetica Light" w:cs="Helvetica Light"/>
+          <w:sz w:val="24"/>
+          <w:sz-cs w:val="24"/>
+        </w:rPr>
+        <w:t xml:space="preserve">| Cloud Logging / Trace | Observability for tool backend and agent execution. | Useful for demo and debugging. |</w:t>
+      </w:r>
+    </w:p>
+    <w:p>
+      <w:pPr/>
+      <w:r>
+        <w:rPr>
+          <w:rFonts w:ascii="Helvetica Light" w:hAnsi="Helvetica Light" w:cs="Helvetica Light"/>
+          <w:sz w:val="24"/>
+          <w:sz-cs w:val="24"/>
+        </w:rPr>
+        <w:t xml:space="preserve">| Agent workspace | Temporary working directory for cloned GitLab repos in Cloud Run volume/container filesystem. | Clean up after MR creation. |</w:t>
       </w:r>
     </w:p>
     <w:p>
@@ -3090,18 +3299,18 @@
           <w:sz w:val="24"/>
           <w:sz-cs w:val="24"/>
         </w:rPr>
-        <w:t xml:space="preserve">| Message send | Sends no-action result or MR link. | Can be via OpenClaw Telegram channel. |</w:t>
-      </w:r>
-    </w:p>
-    <w:p>
-      <w:pPr/>
-      <w:r>
-        <w:rPr>
-          <w:rFonts w:ascii="Helvetica Light" w:hAnsi="Helvetica Light" w:cs="Helvetica Light"/>
-          <w:sz w:val="24"/>
-          <w:sz-cs w:val="24"/>
-        </w:rPr>
-        <w:t xml:space="preserve">| Allowed sender IDs | Restricts who can trigger code automation. | OpenClaw Telegram config supports allowlist patterns. |</w:t>
+        <w:t xml:space="preserve">| Message send | Sends no-action result or MR link. | Can be sent by the Cloud Run Telegram webhook or another configured channel. |</w:t>
+      </w:r>
+    </w:p>
+    <w:p>
+      <w:pPr/>
+      <w:r>
+        <w:rPr>
+          <w:rFonts w:ascii="Helvetica Light" w:hAnsi="Helvetica Light" w:cs="Helvetica Light"/>
+          <w:sz w:val="24"/>
+          <w:sz-cs w:val="24"/>
+        </w:rPr>
+        <w:t xml:space="preserve">| Allowed sender IDs | Restricts who can trigger code automation. | Enforced in the Telegram webhook/backend before invoking Agent 1. |</w:t>
       </w:r>
     </w:p>
     <w:p>
@@ -3178,18 +3387,18 @@
           <w:sz w:val="24"/>
           <w:sz-cs w:val="24"/>
         </w:rPr>
-        <w:t xml:space="preserve">| `users` collection, optional | Maps Telegram/OpenClaw user to account. | Not required in hackathon MVP. |</w:t>
-      </w:r>
-    </w:p>
-    <w:p>
-      <w:pPr/>
-      <w:r>
-        <w:rPr>
-          <w:rFonts w:ascii="Helvetica Light" w:hAnsi="Helvetica Light" w:cs="Helvetica Light"/>
-          <w:sz w:val="24"/>
-          <w:sz-cs w:val="24"/>
-        </w:rPr>
-        <w:t xml:space="preserve">| Connection string | Connects OpenClaw/backend helper to database. | Store as `MONGODB_URI`; do not commit. |</w:t>
+        <w:t xml:space="preserve">| `users` collection, optional | Maps Telegram or platform user to account. | Not required in hackathon MVP. |</w:t>
+      </w:r>
+    </w:p>
+    <w:p>
+      <w:pPr/>
+      <w:r>
+        <w:rPr>
+          <w:rFonts w:ascii="Helvetica Light" w:hAnsi="Helvetica Light" w:cs="Helvetica Light"/>
+          <w:sz w:val="24"/>
+          <w:sz-cs w:val="24"/>
+        </w:rPr>
+        <w:t xml:space="preserve">| Connection string | Connects Cloud Run/backend helper to database. | Store as `MONGODB_URI`; do not commit. |</w:t>
       </w:r>
     </w:p>
     <w:p>
@@ -3310,7 +3519,7 @@
           <w:sz w:val="24"/>
           <w:sz-cs w:val="24"/>
         </w:rPr>
-        <w:t xml:space="preserve">| Diff output | Leaves a reviewable working-tree diff for OpenClaw to inspect. |</w:t>
+        <w:t xml:space="preserve">| Diff output | Leaves a reviewable working-tree diff for the Cloud Run backend / Runtime MR Agent to inspect. |</w:t>
       </w:r>
     </w:p>
     <w:p>
@@ -4729,117 +4938,128 @@
           <w:sz w:val="24"/>
           <w:sz-cs w:val="24"/>
         </w:rPr>
-        <w:t xml:space="preserve">1. Configure one isolated OpenClaw runtime for PatchPilot.</w:t>
-      </w:r>
-    </w:p>
-    <w:p>
-      <w:pPr/>
-      <w:r>
-        <w:rPr>
-          <w:rFonts w:ascii="Helvetica Light" w:hAnsi="Helvetica Light" w:cs="Helvetica Light"/>
-          <w:sz w:val="24"/>
-          <w:sz-cs w:val="24"/>
-        </w:rPr>
-        <w:t xml:space="preserve">2. Create `policy-context` agent for scheduled/manual Elastic ingestion.</w:t>
-      </w:r>
-    </w:p>
-    <w:p>
-      <w:pPr/>
-      <w:r>
-        <w:rPr>
-          <w:rFonts w:ascii="Helvetica Light" w:hAnsi="Helvetica Light" w:cs="Helvetica Light"/>
-          <w:sz w:val="24"/>
-          <w:sz-cs w:val="24"/>
-        </w:rPr>
-        <w:t xml:space="preserve">3. Configure curated source registry and Elastic write/upsert flow.</w:t>
-      </w:r>
-    </w:p>
-    <w:p>
-      <w:pPr/>
-      <w:r>
-        <w:rPr>
-          <w:rFonts w:ascii="Helvetica Light" w:hAnsi="Helvetica Light" w:cs="Helvetica Light"/>
-          <w:sz w:val="24"/>
-          <w:sz-cs w:val="24"/>
-        </w:rPr>
-        <w:t xml:space="preserve">4. Create `patchpilot-runtime` agent for Telegram `/check`.</w:t>
-      </w:r>
-    </w:p>
-    <w:p>
-      <w:pPr/>
-      <w:r>
-        <w:rPr>
-          <w:rFonts w:ascii="Helvetica Light" w:hAnsi="Helvetica Light" w:cs="Helvetica Light"/>
-          <w:sz w:val="24"/>
-          <w:sz-cs w:val="24"/>
-        </w:rPr>
-        <w:t xml:space="preserve">5. Configure OpenClaw Telegram channel and `/check` command parsing skill.</w:t>
-      </w:r>
-    </w:p>
-    <w:p>
-      <w:pPr/>
-      <w:r>
-        <w:rPr>
-          <w:rFonts w:ascii="Helvetica Light" w:hAnsi="Helvetica Light" w:cs="Helvetica Light"/>
-          <w:sz w:val="24"/>
-          <w:sz-cs w:val="24"/>
-        </w:rPr>
-        <w:t xml:space="preserve">6. Build Elastic read query/tool for Runtime MR Agent.</w:t>
-      </w:r>
-    </w:p>
-    <w:p>
-      <w:pPr/>
-      <w:r>
-        <w:rPr>
-          <w:rFonts w:ascii="Helvetica Light" w:hAnsi="Helvetica Light" w:cs="Helvetica Light"/>
-          <w:sz w:val="24"/>
-          <w:sz-cs w:val="24"/>
-        </w:rPr>
-        <w:t xml:space="preserve">7. Install and authenticate Antigravity CLI in the PatchPilot runtime.</w:t>
-      </w:r>
-    </w:p>
-    <w:p>
-      <w:pPr/>
-      <w:r>
-        <w:rPr>
-          <w:rFonts w:ascii="Helvetica Light" w:hAnsi="Helvetica Light" w:cs="Helvetica Light"/>
-          <w:sz w:val="24"/>
-          <w:sz-cs w:val="24"/>
-        </w:rPr>
-        <w:t xml:space="preserve">8. Implement Antigravity task prompt generation for Flutter native compliance.</w:t>
-      </w:r>
-    </w:p>
-    <w:p>
-      <w:pPr/>
-      <w:r>
-        <w:rPr>
-          <w:rFonts w:ascii="Helvetica Light" w:hAnsi="Helvetica Light" w:cs="Helvetica Light"/>
-          <w:sz w:val="24"/>
-          <w:sz-cs w:val="24"/>
-        </w:rPr>
-        <w:t xml:space="preserve">9. Implement diff inspection and safety checks before commit.</w:t>
-      </w:r>
-    </w:p>
-    <w:p>
-      <w:pPr/>
-      <w:r>
-        <w:rPr>
-          <w:rFonts w:ascii="Helvetica Light" w:hAnsi="Helvetica Light" w:cs="Helvetica Light"/>
-          <w:sz w:val="24"/>
-          <w:sz-cs w:val="24"/>
-        </w:rPr>
-        <w:t xml:space="preserve">10. Implement GitLab read/branch/commit/MR operations.</w:t>
-      </w:r>
-    </w:p>
-    <w:p>
-      <w:pPr/>
-      <w:r>
-        <w:rPr>
-          <w:rFonts w:ascii="Helvetica Light" w:hAnsi="Helvetica Light" w:cs="Helvetica Light"/>
-          <w:sz w:val="24"/>
-          <w:sz-cs w:val="24"/>
-        </w:rPr>
-        <w:t xml:space="preserve">11. Send final MR link to Telegram.</w:t>
+        <w:t xml:space="preserve">1. Configure Google Cloud project, region, APIs, and Secret Manager.</w:t>
+      </w:r>
+    </w:p>
+    <w:p>
+      <w:pPr/>
+      <w:r>
+        <w:rPr>
+          <w:rFonts w:ascii="Helvetica Light" w:hAnsi="Helvetica Light" w:cs="Helvetica Light"/>
+          <w:sz w:val="24"/>
+          <w:sz-cs w:val="24"/>
+        </w:rPr>
+        <w:t xml:space="preserve">2. Create or configure Agent Builder / Gemini Enterprise Agent Platform runtime for PatchPilot.</w:t>
+      </w:r>
+    </w:p>
+    <w:p>
+      <w:pPr/>
+      <w:r>
+        <w:rPr>
+          <w:rFonts w:ascii="Helvetica Light" w:hAnsi="Helvetica Light" w:cs="Helvetica Light"/>
+          <w:sz w:val="24"/>
+          <w:sz-cs w:val="24"/>
+        </w:rPr>
+        <w:t xml:space="preserve">3. Create `policy-context` ingestion service for scheduled/manual Elastic ingestion.</w:t>
+      </w:r>
+    </w:p>
+    <w:p>
+      <w:pPr/>
+      <w:r>
+        <w:rPr>
+          <w:rFonts w:ascii="Helvetica Light" w:hAnsi="Helvetica Light" w:cs="Helvetica Light"/>
+          <w:sz w:val="24"/>
+          <w:sz-cs w:val="24"/>
+        </w:rPr>
+        <w:t xml:space="preserve">4. Configure curated source registry and Elastic write/upsert flow.</w:t>
+      </w:r>
+    </w:p>
+    <w:p>
+      <w:pPr/>
+      <w:r>
+        <w:rPr>
+          <w:rFonts w:ascii="Helvetica Light" w:hAnsi="Helvetica Light" w:cs="Helvetica Light"/>
+          <w:sz w:val="24"/>
+          <w:sz-cs w:val="24"/>
+        </w:rPr>
+        <w:t xml:space="preserve">5. Create `patchpilot-runtime` agent for Telegram `/check`.</w:t>
+      </w:r>
+    </w:p>
+    <w:p>
+      <w:pPr/>
+      <w:r>
+        <w:rPr>
+          <w:rFonts w:ascii="Helvetica Light" w:hAnsi="Helvetica Light" w:cs="Helvetica Light"/>
+          <w:sz w:val="24"/>
+          <w:sz-cs w:val="24"/>
+        </w:rPr>
+        <w:t xml:space="preserve">6. Deploy Cloud Run runtime tool backend and Telegram webhook.</w:t>
+      </w:r>
+    </w:p>
+    <w:p>
+      <w:pPr/>
+      <w:r>
+        <w:rPr>
+          <w:rFonts w:ascii="Helvetica Light" w:hAnsi="Helvetica Light" w:cs="Helvetica Light"/>
+          <w:sz w:val="24"/>
+          <w:sz-cs w:val="24"/>
+        </w:rPr>
+        <w:t xml:space="preserve">7. Build Elastic read query/tool for Runtime MR Agent.</w:t>
+      </w:r>
+    </w:p>
+    <w:p>
+      <w:pPr/>
+      <w:r>
+        <w:rPr>
+          <w:rFonts w:ascii="Helvetica Light" w:hAnsi="Helvetica Light" w:cs="Helvetica Light"/>
+          <w:sz w:val="24"/>
+          <w:sz-cs w:val="24"/>
+        </w:rPr>
+        <w:t xml:space="preserve">8. Install and authenticate Antigravity CLI in the Cloud Run runtime backend.</w:t>
+      </w:r>
+    </w:p>
+    <w:p>
+      <w:pPr/>
+      <w:r>
+        <w:rPr>
+          <w:rFonts w:ascii="Helvetica Light" w:hAnsi="Helvetica Light" w:cs="Helvetica Light"/>
+          <w:sz w:val="24"/>
+          <w:sz-cs w:val="24"/>
+        </w:rPr>
+        <w:t xml:space="preserve">9. Implement Antigravity task prompt generation for Flutter native compliance.</w:t>
+      </w:r>
+    </w:p>
+    <w:p>
+      <w:pPr/>
+      <w:r>
+        <w:rPr>
+          <w:rFonts w:ascii="Helvetica Light" w:hAnsi="Helvetica Light" w:cs="Helvetica Light"/>
+          <w:sz w:val="24"/>
+          <w:sz-cs w:val="24"/>
+        </w:rPr>
+        <w:t xml:space="preserve">10. Implement diff inspection and safety checks before commit.</w:t>
+      </w:r>
+    </w:p>
+    <w:p>
+      <w:pPr/>
+      <w:r>
+        <w:rPr>
+          <w:rFonts w:ascii="Helvetica Light" w:hAnsi="Helvetica Light" w:cs="Helvetica Light"/>
+          <w:sz w:val="24"/>
+          <w:sz-cs w:val="24"/>
+        </w:rPr>
+        <w:t xml:space="preserve">11. Implement GitLab read/branch/commit/MR operations.</w:t>
+      </w:r>
+    </w:p>
+    <w:p>
+      <w:pPr/>
+      <w:r>
+        <w:rPr>
+          <w:rFonts w:ascii="Helvetica Light" w:hAnsi="Helvetica Light" w:cs="Helvetica Light"/>
+          <w:sz w:val="24"/>
+          <w:sz-cs w:val="24"/>
+        </w:rPr>
+        <w:t xml:space="preserve">12. Send final MR link to Telegram.</w:t>
       </w:r>
     </w:p>
     <w:p>
@@ -5026,7 +5246,7 @@
           <w:sz w:val="24"/>
           <w:sz-cs w:val="24"/>
         </w:rPr>
-        <w:t xml:space="preserve">| Valid repo list, relevant Android update | Antigravity creates code diff; Runtime MR Agent commits branch and creates GitLab MR. |</w:t>
+        <w:t xml:space="preserve">| Valid repo list, relevant Android update | Antigravity creates code diff; Cloud Run backend / Runtime MR Agent commits branch and creates GitLab MR. |</w:t>
       </w:r>
     </w:p>
     <w:p>
@@ -5290,18 +5510,18 @@
           <w:sz w:val="24"/>
           <w:sz-cs w:val="24"/>
         </w:rPr>
-        <w:t xml:space="preserve">- Should OpenClaw commit through local Git CLI or the GitLab Commits API after Antigravity generates the diff?</w:t>
-      </w:r>
-    </w:p>
-    <w:p>
-      <w:pPr/>
-      <w:r>
-        <w:rPr>
-          <w:rFonts w:ascii="Helvetica Light" w:hAnsi="Helvetica Light" w:cs="Helvetica Light"/>
-          <w:sz w:val="24"/>
-          <w:sz-cs w:val="24"/>
-        </w:rPr>
-        <w:t xml:space="preserve">- Which Antigravity CLI auth method will be used in the final VPS/container?</w:t>
+        <w:t xml:space="preserve">- Should Cloud Run commit through local Git CLI or the GitLab Commits API after Antigravity generates the diff?</w:t>
+      </w:r>
+    </w:p>
+    <w:p>
+      <w:pPr/>
+      <w:r>
+        <w:rPr>
+          <w:rFonts w:ascii="Helvetica Light" w:hAnsi="Helvetica Light" w:cs="Helvetica Light"/>
+          <w:sz w:val="24"/>
+          <w:sz-cs w:val="24"/>
+        </w:rPr>
+        <w:t xml:space="preserve">- Which Antigravity CLI auth method will be used in the final Cloud Run container?</w:t>
       </w:r>
     </w:p>
     <w:p>
@@ -5356,51 +5576,62 @@
           <w:sz w:val="24"/>
           <w:sz-cs w:val="24"/>
         </w:rPr>
-        <w:t xml:space="preserve">- OpenClaw Tools: https://docs.openclaw.ai/tools</w:t>
-      </w:r>
-    </w:p>
-    <w:p>
-      <w:pPr/>
-      <w:r>
-        <w:rPr>
-          <w:rFonts w:ascii="Helvetica Light" w:hAnsi="Helvetica Light" w:cs="Helvetica Light"/>
-          <w:sz w:val="24"/>
-          <w:sz-cs w:val="24"/>
-        </w:rPr>
-        <w:t xml:space="preserve">- OpenClaw Skills: https://docs.openclaw.ai/tools/skills</w:t>
-      </w:r>
-    </w:p>
-    <w:p>
-      <w:pPr/>
-      <w:r>
-        <w:rPr>
-          <w:rFonts w:ascii="Helvetica Light" w:hAnsi="Helvetica Light" w:cs="Helvetica Light"/>
-          <w:sz w:val="24"/>
-          <w:sz-cs w:val="24"/>
-        </w:rPr>
-        <w:t xml:space="preserve">- OpenClaw Telegram channel: https://docs.openclaw.ai/channels/telegram</w:t>
-      </w:r>
-    </w:p>
-    <w:p>
-      <w:pPr/>
-      <w:r>
-        <w:rPr>
-          <w:rFonts w:ascii="Helvetica Light" w:hAnsi="Helvetica Light" w:cs="Helvetica Light"/>
-          <w:sz w:val="24"/>
-          <w:sz-cs w:val="24"/>
-        </w:rPr>
-        <w:t xml:space="preserve">- OpenClaw channels overview: https://docs.openclaw.ai/channels</w:t>
-      </w:r>
-    </w:p>
-    <w:p>
-      <w:pPr/>
-      <w:r>
-        <w:rPr>
-          <w:rFonts w:ascii="Helvetica Light" w:hAnsi="Helvetica Light" w:cs="Helvetica Light"/>
-          <w:sz w:val="24"/>
-          <w:sz-cs w:val="24"/>
-        </w:rPr>
-        <w:t xml:space="preserve">- OpenClaw plugin bundles: https://docs.openclaw.ai/plugins/bundles</w:t>
+        <w:t xml:space="preserve">- Google Cloud Rapid Agent Hackathon resources: https://rapid-agent.devpost.com/resources</w:t>
+      </w:r>
+    </w:p>
+    <w:p>
+      <w:pPr/>
+      <w:r>
+        <w:rPr>
+          <w:rFonts w:ascii="Helvetica Light" w:hAnsi="Helvetica Light" w:cs="Helvetica Light"/>
+          <w:sz w:val="24"/>
+          <w:sz-cs w:val="24"/>
+        </w:rPr>
+        <w:t xml:space="preserve">- Gemini Enterprise Agent Platform: https://cloud.google.com/products/gemini-enterprise-agent-platform</w:t>
+      </w:r>
+    </w:p>
+    <w:p>
+      <w:pPr/>
+      <w:r>
+        <w:rPr>
+          <w:rFonts w:ascii="Helvetica Light" w:hAnsi="Helvetica Light" w:cs="Helvetica Light"/>
+          <w:sz w:val="24"/>
+          <w:sz-cs w:val="24"/>
+        </w:rPr>
+        <w:t xml:space="preserve">- Gemini Enterprise agents overview: https://docs.cloud.google.com/gemini/enterprise/docs/agents-overview</w:t>
+      </w:r>
+    </w:p>
+    <w:p>
+      <w:pPr/>
+      <w:r>
+        <w:rPr>
+          <w:rFonts w:ascii="Helvetica Light" w:hAnsi="Helvetica Light" w:cs="Helvetica Light"/>
+          <w:sz w:val="24"/>
+          <w:sz-cs w:val="24"/>
+        </w:rPr>
+        <w:t xml:space="preserve">- Agent Platform Runtime / Scale agents: https://docs.cloud.google.com/gemini-enterprise-agent-platform/scale</w:t>
+      </w:r>
+    </w:p>
+    <w:p>
+      <w:pPr/>
+      <w:r>
+        <w:rPr>
+          <w:rFonts w:ascii="Helvetica Light" w:hAnsi="Helvetica Light" w:cs="Helvetica Light"/>
+          <w:sz w:val="24"/>
+          <w:sz-cs w:val="24"/>
+        </w:rPr>
+        <w:t xml:space="preserve">- Cloud Run: https://cloud.google.com/run</w:t>
+      </w:r>
+    </w:p>
+    <w:p>
+      <w:pPr/>
+      <w:r>
+        <w:rPr>
+          <w:rFonts w:ascii="Helvetica Light" w:hAnsi="Helvetica Light" w:cs="Helvetica Light"/>
+          <w:sz w:val="24"/>
+          <w:sz-cs w:val="24"/>
+        </w:rPr>
+        <w:t xml:space="preserve">- Secret Manager: https://cloud.google.com/security/products/secret-manager</w:t>
       </w:r>
     </w:p>
     <w:p>
